--- a/Paladin_Compliance_2.4_Third_Party_Processing_Vendor_Dependencies_and_AI_Service_Exposure.docx
+++ b/Paladin_Compliance_2.4_Third_Party_Processing_Vendor_Dependencies_and_AI_Service_Exposure.docx
@@ -1931,7 +1931,7 @@
                 <w:color w:val="2B3646"/>
                 <w:sz w:val="15"/>
               </w:rPr>
-              <w:t>Assurance dependency</w:t>
+              <w:t>Confidence dependency</w:t>
             </w:r>
           </w:p>
         </w:tc>
@@ -4415,7 +4415,7 @@
                 <w:color w:val="2B3646"/>
                 <w:sz w:val="15"/>
               </w:rPr>
-              <w:t>Task execution records and governance evidence, assertions, escalations, or assurance language.</w:t>
+              <w:t>Task execution records and governance evidence, assertions, escalations, or confidence language.</w:t>
             </w:r>
           </w:p>
         </w:tc>
@@ -5566,7 +5566,7 @@
                 <w:color w:val="2B3646"/>
                 <w:sz w:val="15"/>
               </w:rPr>
-              <w:t>High when outputs influence oversight, assurance, or institutional representation.</w:t>
+              <w:t>High when outputs influence oversight, confidence, or institutional representation.</w:t>
             </w:r>
           </w:p>
         </w:tc>
@@ -9797,7 +9797,7 @@
                 <w:color w:val="2B3646"/>
                 <w:sz w:val="15"/>
               </w:rPr>
-              <w:t>AI draft converts unresolved operational facts into polished assurance language.</w:t>
+              <w:t>AI draft converts unresolved operational facts into polished confidence language.</w:t>
             </w:r>
           </w:p>
         </w:tc>
@@ -9863,7 +9863,7 @@
                 <w:color w:val="2B3646"/>
                 <w:sz w:val="15"/>
               </w:rPr>
-              <w:t>Review generated language against evidence sufficiency and assurance boundary.</w:t>
+              <w:t>Review generated language against evidence sufficiency and confidence boundary.</w:t>
             </w:r>
           </w:p>
         </w:tc>
@@ -14895,7 +14895,7 @@
                 <w:color w:val="2B3646"/>
                 <w:sz w:val="15"/>
               </w:rPr>
-              <w:t>Validate vendor metrics before use in executive, customer, partner, or assurance contexts.</w:t>
+              <w:t>Validate vendor metrics before use in executive, customer, partner, or confidence contexts.</w:t>
             </w:r>
           </w:p>
         </w:tc>
@@ -15370,7 +15370,7 @@
                 <w:color w:val="2B3646"/>
                 <w:sz w:val="15"/>
               </w:rPr>
-              <w:t>Assurance rests on unvalidated scope and calculation assumptions.</w:t>
+              <w:t>Confidence rests on unvalidated scope and calculation assumptions.</w:t>
             </w:r>
           </w:p>
         </w:tc>
